--- a/MODELO RESUMO 2026 (1).docx
+++ b/MODELO RESUMO 2026 (1).docx
@@ -192,53 +192,64 @@
             </w:rPr>
           </w:rPrChange>
         </w:rPr>
-        <w:t>[NOME COMPLETO DO ALUNO 1]</w:t>
-      </w:r>
-      <w:r>
-        <w:rPr>
-          <w:rStyle w:val="Refdenotaderodap"/>
-          <w:rFonts w:ascii="Times New Roman" w:hAnsi="Times New Roman" w:cs="Times New Roman"/>
-          <w:color w:val="000000" w:themeColor="text1"/>
-          <w:sz w:val="24"/>
-          <w:szCs w:val="24"/>
-          <w:rPrChange w:id="40" w:author="Isabella" w:date="2026-10-06T20:20:00Z">
-            <w:rPr>
-              <w:rStyle w:val="Refdenotaderodap"/>
-              <w:rFonts w:ascii="Times New Roman" w:hAnsi="Times New Roman" w:cs="Times New Roman"/>
-              <w:sz w:val="24"/>
-              <w:szCs w:val="24"/>
-            </w:rPr>
-          </w:rPrChange>
-        </w:rPr>
-        <w:footnoteReference w:id="2"/>
-      </w:r>
-    </w:p>
-    <w:p>
-      <w:pPr>
-        <w:spacing w:after="0" w:line="240" w:lineRule="auto"/>
-        <w:ind w:firstLine="709"/>
-        <w:jc w:val="right"/>
+        <w:t>[</w:t>
+      </w:r>
+      <w:ins w:id="40" w:author="VINICIUS" w:date="2026-10-14T20:43:00Z">
+        <w:r>
+          <w:rPr>
+            <w:rFonts w:ascii="Times New Roman" w:hAnsi="Times New Roman" w:cs="Times New Roman"/>
+            <w:color w:val="000000" w:themeColor="text1"/>
+            <w:sz w:val="24"/>
+            <w:szCs w:val="24"/>
+          </w:rPr>
+          <w:t>Vinicius Prisca de Paula</w:t>
+        </w:r>
+      </w:ins>
+      <w:del w:id="41" w:author="VINICIUS" w:date="2026-10-14T20:43:00Z">
+        <w:r>
+          <w:rPr>
+            <w:rFonts w:ascii="Times New Roman" w:hAnsi="Times New Roman" w:cs="Times New Roman"/>
+            <w:color w:val="000000" w:themeColor="text1"/>
+            <w:sz w:val="24"/>
+            <w:szCs w:val="24"/>
+            <w:rPrChange w:id="42" w:author="Isabella" w:date="2026-10-06T20:20:00Z">
+              <w:rPr>
+                <w:rFonts w:ascii="Times New Roman" w:hAnsi="Times New Roman" w:cs="Times New Roman"/>
+                <w:color w:val="1F4E79"/>
+                <w:sz w:val="24"/>
+                <w:szCs w:val="24"/>
+              </w:rPr>
+            </w:rPrChange>
+          </w:rPr>
+          <w:delText xml:space="preserve">NOME COMPLETO DO ALUNO </w:delText>
+        </w:r>
+      </w:del>
+      <w:del w:id="43" w:author="VINICIUS" w:date="2026-10-14T20:44:00Z">
+        <w:r>
+          <w:rPr>
+            <w:rFonts w:ascii="Times New Roman" w:hAnsi="Times New Roman" w:cs="Times New Roman"/>
+            <w:color w:val="000000" w:themeColor="text1"/>
+            <w:sz w:val="24"/>
+            <w:szCs w:val="24"/>
+            <w:rPrChange w:id="44" w:author="Isabella" w:date="2026-10-06T20:20:00Z">
+              <w:rPr>
+                <w:rFonts w:ascii="Times New Roman" w:hAnsi="Times New Roman" w:cs="Times New Roman"/>
+                <w:color w:val="1F4E79"/>
+                <w:sz w:val="24"/>
+                <w:szCs w:val="24"/>
+              </w:rPr>
+            </w:rPrChange>
+          </w:rPr>
+          <w:delText>1</w:delText>
+        </w:r>
+      </w:del>
+      <w:r>
         <w:rPr>
           <w:rFonts w:ascii="Times New Roman" w:hAnsi="Times New Roman" w:cs="Times New Roman"/>
           <w:color w:val="000000" w:themeColor="text1"/>
           <w:sz w:val="24"/>
           <w:szCs w:val="24"/>
           <w:rPrChange w:id="45" w:author="Isabella" w:date="2026-10-06T20:20:00Z">
-            <w:rPr>
-              <w:rFonts w:ascii="Times New Roman" w:hAnsi="Times New Roman" w:cs="Times New Roman"/>
-              <w:sz w:val="24"/>
-              <w:szCs w:val="24"/>
-            </w:rPr>
-          </w:rPrChange>
-        </w:rPr>
-      </w:pPr>
-      <w:r>
-        <w:rPr>
-          <w:rFonts w:ascii="Times New Roman" w:hAnsi="Times New Roman" w:cs="Times New Roman"/>
-          <w:color w:val="000000" w:themeColor="text1"/>
-          <w:sz w:val="24"/>
-          <w:szCs w:val="24"/>
-          <w:rPrChange w:id="46" w:author="Isabella" w:date="2026-10-06T20:20:00Z">
             <w:rPr>
               <w:rFonts w:ascii="Times New Roman" w:hAnsi="Times New Roman" w:cs="Times New Roman"/>
               <w:color w:val="1F4E79"/>
@@ -247,53 +258,55 @@
             </w:rPr>
           </w:rPrChange>
         </w:rPr>
-        <w:t>[NOME COMPLETO DO ALUNO 2 OU EXCLUIR ESTA LINHA]</w:t>
-      </w:r>
-      <w:r>
-        <w:rPr>
-          <w:rStyle w:val="Refdenotaderodap"/>
-          <w:rFonts w:ascii="Times New Roman" w:hAnsi="Times New Roman" w:cs="Times New Roman"/>
-          <w:color w:val="000000" w:themeColor="text1"/>
-          <w:sz w:val="24"/>
-          <w:szCs w:val="24"/>
-          <w:rPrChange w:id="47" w:author="Isabella" w:date="2026-10-06T20:20:00Z">
-            <w:rPr>
-              <w:rStyle w:val="Refdenotaderodap"/>
+        <w:t>]</w:t>
+      </w:r>
+      <w:del w:id="46" w:author="VINICIUS" w:date="2026-10-14T20:44:00Z">
+        <w:r>
+          <w:rPr>
+            <w:rStyle w:val="Refdenotaderodap"/>
+            <w:rFonts w:ascii="Times New Roman" w:hAnsi="Times New Roman" w:cs="Times New Roman"/>
+            <w:color w:val="000000" w:themeColor="text1"/>
+            <w:sz w:val="24"/>
+            <w:szCs w:val="24"/>
+            <w:rPrChange w:id="47" w:author="Isabella" w:date="2026-10-06T20:20:00Z">
+              <w:rPr>
+                <w:rStyle w:val="Refdenotaderodap"/>
+                <w:rFonts w:ascii="Times New Roman" w:hAnsi="Times New Roman" w:cs="Times New Roman"/>
+                <w:sz w:val="24"/>
+                <w:szCs w:val="24"/>
+              </w:rPr>
+            </w:rPrChange>
+          </w:rPr>
+          <w:footnoteReference w:id="2"/>
+        </w:r>
+      </w:del>
+    </w:p>
+    <w:p>
+      <w:pPr>
+        <w:spacing w:after="0" w:line="240" w:lineRule="auto"/>
+        <w:ind w:firstLine="709"/>
+        <w:jc w:val="right"/>
+        <w:rPr>
+          <w:rFonts w:ascii="Times New Roman" w:hAnsi="Times New Roman" w:cs="Times New Roman"/>
+          <w:color w:val="000000" w:themeColor="text1"/>
+          <w:sz w:val="24"/>
+          <w:szCs w:val="24"/>
+          <w:rPrChange w:id="54" w:author="Isabella" w:date="2026-10-06T20:20:00Z">
+            <w:rPr>
               <w:rFonts w:ascii="Times New Roman" w:hAnsi="Times New Roman" w:cs="Times New Roman"/>
               <w:sz w:val="24"/>
               <w:szCs w:val="24"/>
             </w:rPr>
           </w:rPrChange>
         </w:rPr>
-        <w:footnoteReference w:id="3"/>
-      </w:r>
-    </w:p>
-    <w:p>
-      <w:pPr>
-        <w:spacing w:after="0" w:line="240" w:lineRule="auto"/>
-        <w:ind w:firstLine="709"/>
-        <w:jc w:val="right"/>
-        <w:rPr>
-          <w:rFonts w:ascii="Times New Roman" w:hAnsi="Times New Roman" w:cs="Times New Roman"/>
-          <w:color w:val="000000" w:themeColor="text1"/>
-          <w:sz w:val="24"/>
-          <w:szCs w:val="24"/>
-          <w:rPrChange w:id="51" w:author="Isabella" w:date="2026-10-06T20:20:00Z">
-            <w:rPr>
-              <w:rFonts w:ascii="Times New Roman" w:hAnsi="Times New Roman" w:cs="Times New Roman"/>
-              <w:sz w:val="24"/>
-              <w:szCs w:val="24"/>
-            </w:rPr>
-          </w:rPrChange>
-        </w:rPr>
-      </w:pPr>
-      <w:r>
-        <w:rPr>
-          <w:rFonts w:ascii="Times New Roman" w:hAnsi="Times New Roman" w:cs="Times New Roman"/>
-          <w:color w:val="000000" w:themeColor="text1"/>
-          <w:sz w:val="24"/>
-          <w:szCs w:val="24"/>
-          <w:rPrChange w:id="52" w:author="Isabella" w:date="2026-10-06T20:20:00Z">
+      </w:pPr>
+      <w:r>
+        <w:rPr>
+          <w:rFonts w:ascii="Times New Roman" w:hAnsi="Times New Roman" w:cs="Times New Roman"/>
+          <w:color w:val="000000" w:themeColor="text1"/>
+          <w:sz w:val="24"/>
+          <w:szCs w:val="24"/>
+          <w:rPrChange w:id="55" w:author="Isabella" w:date="2026-10-06T20:20:00Z">
             <w:rPr>
               <w:rFonts w:ascii="Times New Roman" w:hAnsi="Times New Roman" w:cs="Times New Roman"/>
               <w:color w:val="1F4E79"/>
@@ -302,43 +315,160 @@
             </w:rPr>
           </w:rPrChange>
         </w:rPr>
-        <w:t>[NOME COMPLETO DO ALUNO 3 OU EXCLUIR ESTA LINHA]</w:t>
-      </w:r>
-      <w:r>
-        <w:rPr>
-          <w:rStyle w:val="Refdenotaderodap"/>
-          <w:rFonts w:ascii="Times New Roman" w:hAnsi="Times New Roman" w:cs="Times New Roman"/>
-          <w:color w:val="000000" w:themeColor="text1"/>
-          <w:sz w:val="24"/>
-          <w:szCs w:val="24"/>
-          <w:rPrChange w:id="53" w:author="Isabella" w:date="2026-10-06T20:20:00Z">
-            <w:rPr>
-              <w:rStyle w:val="Refdenotaderodap"/>
+        <w:t>[</w:t>
+      </w:r>
+      <w:proofErr w:type="spellStart"/>
+      <w:ins w:id="56" w:author="VINICIUS" w:date="2026-10-14T20:43:00Z">
+        <w:r>
+          <w:rPr>
+            <w:rFonts w:ascii="Times New Roman" w:hAnsi="Times New Roman" w:cs="Times New Roman"/>
+            <w:color w:val="000000" w:themeColor="text1"/>
+            <w:sz w:val="24"/>
+            <w:szCs w:val="24"/>
+          </w:rPr>
+          <w:t>Walisson</w:t>
+        </w:r>
+        <w:proofErr w:type="spellEnd"/>
+        <w:r>
+          <w:rPr>
+            <w:rFonts w:ascii="Times New Roman" w:hAnsi="Times New Roman" w:cs="Times New Roman"/>
+            <w:color w:val="000000" w:themeColor="text1"/>
+            <w:sz w:val="24"/>
+            <w:szCs w:val="24"/>
+          </w:rPr>
+          <w:t xml:space="preserve"> de Melo Teixeira </w:t>
+        </w:r>
+      </w:ins>
+      <w:del w:id="57" w:author="VINICIUS" w:date="2026-10-14T20:43:00Z">
+        <w:r>
+          <w:rPr>
+            <w:rFonts w:ascii="Times New Roman" w:hAnsi="Times New Roman" w:cs="Times New Roman"/>
+            <w:color w:val="000000" w:themeColor="text1"/>
+            <w:sz w:val="24"/>
+            <w:szCs w:val="24"/>
+            <w:rPrChange w:id="58" w:author="Isabella" w:date="2026-10-06T20:20:00Z">
+              <w:rPr>
+                <w:rFonts w:ascii="Times New Roman" w:hAnsi="Times New Roman" w:cs="Times New Roman"/>
+                <w:color w:val="1F4E79"/>
+                <w:sz w:val="24"/>
+                <w:szCs w:val="24"/>
+              </w:rPr>
+            </w:rPrChange>
+          </w:rPr>
+          <w:delText>NOME COMPLETO DO ALUNO 2 OU EXCLUIR ESTA LINHA</w:delText>
+        </w:r>
+      </w:del>
+      <w:r>
+        <w:rPr>
+          <w:rFonts w:ascii="Times New Roman" w:hAnsi="Times New Roman" w:cs="Times New Roman"/>
+          <w:color w:val="000000" w:themeColor="text1"/>
+          <w:sz w:val="24"/>
+          <w:szCs w:val="24"/>
+          <w:rPrChange w:id="59" w:author="Isabella" w:date="2026-10-06T20:20:00Z">
+            <w:rPr>
+              <w:rFonts w:ascii="Times New Roman" w:hAnsi="Times New Roman" w:cs="Times New Roman"/>
+              <w:color w:val="1F4E79"/>
+              <w:sz w:val="24"/>
+              <w:szCs w:val="24"/>
+            </w:rPr>
+          </w:rPrChange>
+        </w:rPr>
+        <w:t>]</w:t>
+      </w:r>
+      <w:del w:id="60" w:author="VINICIUS" w:date="2026-10-14T20:44:00Z">
+        <w:r>
+          <w:rPr>
+            <w:rStyle w:val="Refdenotaderodap"/>
+            <w:rFonts w:ascii="Times New Roman" w:hAnsi="Times New Roman" w:cs="Times New Roman"/>
+            <w:color w:val="000000" w:themeColor="text1"/>
+            <w:sz w:val="24"/>
+            <w:szCs w:val="24"/>
+            <w:rPrChange w:id="61" w:author="Isabella" w:date="2026-10-06T20:20:00Z">
+              <w:rPr>
+                <w:rStyle w:val="Refdenotaderodap"/>
+                <w:rFonts w:ascii="Times New Roman" w:hAnsi="Times New Roman" w:cs="Times New Roman"/>
+                <w:sz w:val="24"/>
+                <w:szCs w:val="24"/>
+              </w:rPr>
+            </w:rPrChange>
+          </w:rPr>
+          <w:footnoteReference w:id="3"/>
+        </w:r>
+      </w:del>
+    </w:p>
+    <w:p>
+      <w:pPr>
+        <w:spacing w:after="0" w:line="240" w:lineRule="auto"/>
+        <w:ind w:firstLine="709"/>
+        <w:jc w:val="right"/>
+        <w:rPr>
+          <w:rFonts w:ascii="Times New Roman" w:hAnsi="Times New Roman" w:cs="Times New Roman"/>
+          <w:color w:val="000000" w:themeColor="text1"/>
+          <w:sz w:val="24"/>
+          <w:szCs w:val="24"/>
+          <w:rPrChange w:id="67" w:author="Isabella" w:date="2026-10-06T20:20:00Z">
+            <w:rPr>
               <w:rFonts w:ascii="Times New Roman" w:hAnsi="Times New Roman" w:cs="Times New Roman"/>
               <w:sz w:val="24"/>
               <w:szCs w:val="24"/>
             </w:rPr>
           </w:rPrChange>
         </w:rPr>
-        <w:footnoteReference w:id="4"/>
-      </w:r>
-      <w:commentRangeEnd w:id="3"/>
-      <w:r>
-        <w:rPr>
-          <w:rStyle w:val="Refdecomentrio"/>
-          <w:rFonts w:ascii="Times New Roman" w:hAnsi="Times New Roman"/>
-          <w:color w:val="000000" w:themeColor="text1"/>
-          <w:sz w:val="24"/>
-          <w:rPrChange w:id="57" w:author="Isabella" w:date="2026-10-06T20:20:00Z">
-            <w:rPr>
-              <w:rStyle w:val="Refdecomentrio"/>
-              <w:rFonts w:ascii="Times New Roman" w:hAnsi="Times New Roman"/>
-              <w:sz w:val="24"/>
-            </w:rPr>
-          </w:rPrChange>
-        </w:rPr>
-        <w:commentReference w:id="3"/>
-      </w:r>
+      </w:pPr>
+      <w:del w:id="68" w:author="VINICIUS" w:date="2026-10-14T20:44:00Z">
+        <w:r>
+          <w:rPr>
+            <w:rFonts w:ascii="Times New Roman" w:hAnsi="Times New Roman" w:cs="Times New Roman"/>
+            <w:color w:val="000000" w:themeColor="text1"/>
+            <w:sz w:val="24"/>
+            <w:szCs w:val="24"/>
+            <w:rPrChange w:id="69" w:author="Isabella" w:date="2026-10-06T20:20:00Z">
+              <w:rPr>
+                <w:rFonts w:ascii="Times New Roman" w:hAnsi="Times New Roman" w:cs="Times New Roman"/>
+                <w:color w:val="1F4E79"/>
+                <w:sz w:val="24"/>
+                <w:szCs w:val="24"/>
+              </w:rPr>
+            </w:rPrChange>
+          </w:rPr>
+          <w:delText>[NOME COMPLETO DO ALUNO 3 OU EXCLUIR ESTA LINHA]</w:delText>
+        </w:r>
+        <w:r>
+          <w:rPr>
+            <w:rStyle w:val="Refdenotaderodap"/>
+            <w:rFonts w:ascii="Times New Roman" w:hAnsi="Times New Roman" w:cs="Times New Roman"/>
+            <w:color w:val="000000" w:themeColor="text1"/>
+            <w:sz w:val="24"/>
+            <w:szCs w:val="24"/>
+            <w:rPrChange w:id="70" w:author="Isabella" w:date="2026-10-06T20:20:00Z">
+              <w:rPr>
+                <w:rStyle w:val="Refdenotaderodap"/>
+                <w:rFonts w:ascii="Times New Roman" w:hAnsi="Times New Roman" w:cs="Times New Roman"/>
+                <w:sz w:val="24"/>
+                <w:szCs w:val="24"/>
+              </w:rPr>
+            </w:rPrChange>
+          </w:rPr>
+          <w:footnoteReference w:id="4"/>
+        </w:r>
+        <w:commentRangeEnd w:id="3"/>
+        <w:r>
+          <w:rPr>
+            <w:rStyle w:val="Refdecomentrio"/>
+            <w:rFonts w:ascii="Times New Roman" w:hAnsi="Times New Roman"/>
+            <w:color w:val="000000" w:themeColor="text1"/>
+            <w:sz w:val="24"/>
+            <w:rPrChange w:id="76" w:author="Isabella" w:date="2026-10-06T20:20:00Z">
+              <w:rPr>
+                <w:rStyle w:val="Refdecomentrio"/>
+                <w:rFonts w:ascii="Times New Roman" w:hAnsi="Times New Roman"/>
+                <w:sz w:val="24"/>
+              </w:rPr>
+            </w:rPrChange>
+          </w:rPr>
+          <w:commentReference w:id="3"/>
+        </w:r>
+      </w:del>
     </w:p>
     <w:p>
       <w:pPr>
@@ -350,7 +480,7 @@
           <w:color w:val="000000" w:themeColor="text1"/>
           <w:sz w:val="24"/>
           <w:szCs w:val="24"/>
-          <w:rPrChange w:id="58" w:author="Isabella" w:date="2026-10-06T20:20:00Z">
+          <w:rPrChange w:id="77" w:author="Isabella" w:date="2026-10-06T20:20:00Z">
             <w:rPr>
               <w:rFonts w:ascii="Times New Roman" w:hAnsi="Times New Roman" w:cs="Times New Roman"/>
               <w:sz w:val="24"/>
@@ -371,7 +501,8 @@
           <w:color w:val="000000" w:themeColor="text1"/>
           <w:sz w:val="24"/>
           <w:szCs w:val="24"/>
-          <w:rPrChange w:id="59" w:author="Isabella" w:date="2026-10-06T20:20:00Z">
+          <w:u w:val="single"/>
+          <w:rPrChange w:id="78" w:author="VINICIUS" w:date="2026-10-14T20:44:00Z">
             <w:rPr>
               <w:rFonts w:ascii="Times New Roman" w:hAnsi="Times New Roman" w:cs="Times New Roman"/>
               <w:b/>
@@ -392,7 +523,7 @@
           <w:color w:val="000000" w:themeColor="text1"/>
           <w:sz w:val="24"/>
           <w:szCs w:val="24"/>
-          <w:rPrChange w:id="60" w:author="Isabella" w:date="2026-10-06T20:20:00Z">
+          <w:rPrChange w:id="79" w:author="Isabella" w:date="2026-10-06T20:20:00Z">
             <w:rPr>
               <w:rFonts w:ascii="Times New Roman" w:hAnsi="Times New Roman" w:cs="Times New Roman"/>
               <w:b/>
@@ -413,7 +544,7 @@
           <w:color w:val="000000" w:themeColor="text1"/>
           <w:sz w:val="24"/>
           <w:szCs w:val="24"/>
-          <w:rPrChange w:id="61" w:author="Isabella" w:date="2026-10-06T20:20:00Z">
+          <w:rPrChange w:id="80" w:author="Isabella" w:date="2026-10-06T20:20:00Z">
             <w:rPr>
               <w:rFonts w:ascii="Times New Roman" w:hAnsi="Times New Roman" w:cs="Times New Roman"/>
               <w:b/>
@@ -429,15 +560,15 @@
         <w:spacing w:after="0" w:line="240" w:lineRule="auto"/>
         <w:jc w:val="both"/>
         <w:rPr>
-          <w:del w:id="62" w:author="Isabella" w:date="2026-10-06T19:05:00Z"/>
+          <w:del w:id="81" w:author="Isabella" w:date="2026-10-06T19:05:00Z"/>
           <w:rFonts w:ascii="Times New Roman" w:hAnsi="Times New Roman" w:cs="Times New Roman"/>
           <w:b/>
           <w:color w:val="000000" w:themeColor="text1"/>
           <w:sz w:val="24"/>
           <w:szCs w:val="24"/>
-          <w:rPrChange w:id="63" w:author="Isabella" w:date="2026-10-06T20:20:00Z">
-            <w:rPr>
-              <w:del w:id="64" w:author="Isabella" w:date="2026-10-06T19:05:00Z"/>
+          <w:rPrChange w:id="82" w:author="Isabella" w:date="2026-10-06T20:20:00Z">
+            <w:rPr>
+              <w:del w:id="83" w:author="Isabella" w:date="2026-10-06T19:05:00Z"/>
               <w:rFonts w:ascii="Times New Roman" w:hAnsi="Times New Roman" w:cs="Times New Roman"/>
               <w:b/>
               <w:sz w:val="24"/>
@@ -446,7 +577,7 @@
           </w:rPrChange>
         </w:rPr>
       </w:pPr>
-      <w:commentRangeStart w:id="65"/>
+      <w:commentRangeStart w:id="84"/>
       <w:r>
         <w:rPr>
           <w:rFonts w:ascii="Times New Roman" w:hAnsi="Times New Roman" w:cs="Times New Roman"/>
@@ -454,7 +585,7 @@
           <w:color w:val="000000" w:themeColor="text1"/>
           <w:sz w:val="24"/>
           <w:szCs w:val="24"/>
-          <w:rPrChange w:id="66" w:author="Isabella" w:date="2026-10-06T20:20:00Z">
+          <w:rPrChange w:id="85" w:author="Isabella" w:date="2026-10-06T20:20:00Z">
             <w:rPr>
               <w:rFonts w:ascii="Times New Roman" w:hAnsi="Times New Roman" w:cs="Times New Roman"/>
               <w:b/>
@@ -465,7 +596,7 @@
         </w:rPr>
         <w:t>RESUMO</w:t>
       </w:r>
-      <w:commentRangeEnd w:id="65"/>
+      <w:commentRangeEnd w:id="84"/>
       <w:r>
         <w:rPr>
           <w:rStyle w:val="Refdecomentrio"/>
@@ -474,7 +605,7 @@
           <w:color w:val="000000" w:themeColor="text1"/>
           <w:sz w:val="24"/>
           <w:szCs w:val="24"/>
-          <w:rPrChange w:id="67" w:author="Isabella" w:date="2026-10-06T20:20:00Z">
+          <w:rPrChange w:id="86" w:author="Isabella" w:date="2026-10-06T20:20:00Z">
             <w:rPr>
               <w:rStyle w:val="Refdecomentrio"/>
               <w:rFonts w:ascii="Times New Roman" w:hAnsi="Times New Roman" w:cs="Times New Roman"/>
@@ -484,7 +615,7 @@
             </w:rPr>
           </w:rPrChange>
         </w:rPr>
-        <w:commentReference w:id="65"/>
+        <w:commentReference w:id="84"/>
       </w:r>
     </w:p>
     <w:p>
@@ -492,15 +623,15 @@
         <w:spacing w:after="0" w:line="240" w:lineRule="auto"/>
         <w:jc w:val="both"/>
         <w:rPr>
-          <w:del w:id="68" w:author="Isabella" w:date="2026-10-06T19:05:00Z"/>
+          <w:del w:id="87" w:author="Isabella" w:date="2026-10-06T19:05:00Z"/>
           <w:rFonts w:ascii="Times New Roman" w:hAnsi="Times New Roman" w:cs="Times New Roman"/>
           <w:b/>
           <w:color w:val="000000" w:themeColor="text1"/>
           <w:sz w:val="24"/>
           <w:szCs w:val="24"/>
-          <w:rPrChange w:id="69" w:author="Isabella" w:date="2026-10-06T20:20:00Z">
-            <w:rPr>
-              <w:del w:id="70" w:author="Isabella" w:date="2026-10-06T19:05:00Z"/>
+          <w:rPrChange w:id="88" w:author="Isabella" w:date="2026-10-06T20:20:00Z">
+            <w:rPr>
+              <w:del w:id="89" w:author="Isabella" w:date="2026-10-06T19:05:00Z"/>
               <w:rFonts w:ascii="Times New Roman" w:hAnsi="Times New Roman" w:cs="Times New Roman"/>
               <w:b/>
               <w:sz w:val="24"/>
@@ -515,35 +646,35 @@
         <w:spacing w:after="0" w:line="240" w:lineRule="auto"/>
         <w:jc w:val="both"/>
         <w:rPr>
-          <w:del w:id="71" w:author="VINICIUS" w:date="2026-10-14T20:38:00Z"/>
+          <w:del w:id="90" w:author="VINICIUS" w:date="2026-10-14T20:38:00Z"/>
           <w:rFonts w:ascii="Times New Roman" w:hAnsi="Times New Roman" w:cs="Times New Roman"/>
           <w:bCs/>
           <w:color w:val="000000" w:themeColor="text1"/>
           <w:sz w:val="24"/>
           <w:szCs w:val="24"/>
-          <w:rPrChange w:id="72" w:author="Isabella" w:date="2026-10-06T20:20:00Z">
-            <w:rPr>
-              <w:del w:id="73" w:author="VINICIUS" w:date="2026-10-14T20:38:00Z"/>
+          <w:rPrChange w:id="91" w:author="Isabella" w:date="2026-10-06T20:20:00Z">
+            <w:rPr>
+              <w:del w:id="92" w:author="VINICIUS" w:date="2026-10-14T20:38:00Z"/>
               <w:rFonts w:ascii="Times New Roman" w:hAnsi="Times New Roman" w:cs="Times New Roman"/>
               <w:sz w:val="24"/>
               <w:szCs w:val="24"/>
             </w:rPr>
           </w:rPrChange>
         </w:rPr>
-        <w:pPrChange w:id="74" w:author="Isabella" w:date="2026-10-06T19:05:00Z">
+        <w:pPrChange w:id="93" w:author="Isabella" w:date="2026-10-06T19:05:00Z">
           <w:pPr>
             <w:spacing w:after="0" w:line="360" w:lineRule="auto"/>
           </w:pPr>
         </w:pPrChange>
       </w:pPr>
-      <w:del w:id="75" w:author="Isabella" w:date="2026-10-06T19:05:00Z">
+      <w:del w:id="94" w:author="Isabella" w:date="2026-10-06T19:05:00Z">
         <w:r>
           <w:rPr>
             <w:rFonts w:ascii="Times New Roman" w:hAnsi="Times New Roman"/>
             <w:b/>
             <w:color w:val="000000" w:themeColor="text1"/>
             <w:sz w:val="24"/>
-            <w:rPrChange w:id="76" w:author="Isabella" w:date="2026-10-06T20:20:00Z">
+            <w:rPrChange w:id="95" w:author="Isabella" w:date="2026-10-06T20:20:00Z">
               <w:rPr>
                 <w:rFonts w:ascii="Times New Roman" w:hAnsi="Times New Roman"/>
                 <w:b/>
@@ -560,7 +691,7 @@
             <w:i/>
             <w:color w:val="000000" w:themeColor="text1"/>
             <w:sz w:val="24"/>
-            <w:rPrChange w:id="77" w:author="Isabella" w:date="2026-10-06T20:20:00Z">
+            <w:rPrChange w:id="96" w:author="Isabella" w:date="2026-10-06T20:20:00Z">
               <w:rPr>
                 <w:rFonts w:ascii="Times New Roman" w:hAnsi="Times New Roman"/>
                 <w:i/>
@@ -578,7 +709,7 @@
           <w:i/>
           <w:color w:val="000000" w:themeColor="text1"/>
           <w:sz w:val="24"/>
-          <w:rPrChange w:id="78" w:author="Isabella" w:date="2026-10-06T20:20:00Z">
+          <w:rPrChange w:id="97" w:author="Isabella" w:date="2026-10-06T20:20:00Z">
             <w:rPr>
               <w:rFonts w:ascii="Times New Roman" w:hAnsi="Times New Roman"/>
               <w:i/>
@@ -595,7 +726,7 @@
           <w:i/>
           <w:color w:val="000000" w:themeColor="text1"/>
           <w:sz w:val="24"/>
-          <w:rPrChange w:id="79" w:author="Isabella" w:date="2026-10-06T20:20:00Z">
+          <w:rPrChange w:id="98" w:author="Isabella" w:date="2026-10-06T20:20:00Z">
             <w:rPr>
               <w:rFonts w:ascii="Times New Roman" w:hAnsi="Times New Roman"/>
               <w:i/>
@@ -606,7 +737,7 @@
         </w:rPr>
         <w:br/>
       </w:r>
-      <w:ins w:id="80" w:author="VINICIUS" w:date="2026-10-14T20:38:00Z">
+      <w:ins w:id="99" w:author="VINICIUS" w:date="2026-10-14T20:38:00Z">
         <w:r>
           <w:rPr>
             <w:rFonts w:ascii="Times New Roman" w:hAnsi="Times New Roman"/>
@@ -622,26 +753,18 @@
             <w:bCs/>
             <w:color w:val="000000" w:themeColor="text1"/>
             <w:sz w:val="24"/>
-            <w:rPrChange w:id="81" w:author="Isabella" w:date="2026-10-06T20:20:00Z">
-              <w:rPr>
-                <w:rFonts w:ascii="Times New Roman" w:hAnsi="Times New Roman"/>
-                <w:bCs/>
-                <w:color w:val="000000" w:themeColor="text1"/>
-                <w:sz w:val="24"/>
-              </w:rPr>
-            </w:rPrChange>
           </w:rPr>
           <w:t xml:space="preserve"> </w:t>
         </w:r>
       </w:ins>
-      <w:del w:id="82" w:author="VINICIUS" w:date="2026-10-14T20:38:00Z">
+      <w:del w:id="100" w:author="VINICIUS" w:date="2026-10-14T20:38:00Z">
         <w:r>
           <w:rPr>
             <w:rFonts w:ascii="Times New Roman" w:hAnsi="Times New Roman"/>
             <w:bCs/>
             <w:color w:val="000000" w:themeColor="text1"/>
             <w:sz w:val="24"/>
-            <w:rPrChange w:id="83" w:author="Isabella" w:date="2026-10-06T20:20:00Z">
+            <w:rPrChange w:id="101" w:author="Isabella" w:date="2026-10-06T20:20:00Z">
               <w:rPr>
                 <w:rFonts w:ascii="Times New Roman" w:hAnsi="Times New Roman"/>
                 <w:b/>
@@ -658,7 +781,7 @@
             <w:bCs/>
             <w:color w:val="000000" w:themeColor="text1"/>
             <w:sz w:val="24"/>
-            <w:rPrChange w:id="84" w:author="Isabella" w:date="2026-10-06T20:20:00Z">
+            <w:rPrChange w:id="102" w:author="Isabella" w:date="2026-10-06T20:20:00Z">
               <w:rPr>
                 <w:rFonts w:ascii="Times New Roman" w:hAnsi="Times New Roman"/>
                 <w:sz w:val="24"/>
@@ -673,7 +796,7 @@
             <w:bCs/>
             <w:color w:val="000000" w:themeColor="text1"/>
             <w:sz w:val="24"/>
-            <w:rPrChange w:id="85" w:author="Isabella" w:date="2026-10-06T20:20:00Z">
+            <w:rPrChange w:id="103" w:author="Isabella" w:date="2026-10-06T20:20:00Z">
               <w:rPr>
                 <w:rFonts w:ascii="Times New Roman" w:hAnsi="Times New Roman"/>
                 <w:b/>
@@ -690,7 +813,7 @@
             <w:bCs/>
             <w:color w:val="000000" w:themeColor="text1"/>
             <w:sz w:val="24"/>
-            <w:rPrChange w:id="86" w:author="Isabella" w:date="2026-10-06T20:20:00Z">
+            <w:rPrChange w:id="104" w:author="Isabella" w:date="2026-10-06T20:20:00Z">
               <w:rPr>
                 <w:rFonts w:ascii="Times New Roman" w:hAnsi="Times New Roman"/>
                 <w:sz w:val="24"/>
@@ -705,7 +828,7 @@
             <w:bCs/>
             <w:color w:val="000000" w:themeColor="text1"/>
             <w:sz w:val="24"/>
-            <w:rPrChange w:id="87" w:author="Isabella" w:date="2026-10-06T20:20:00Z">
+            <w:rPrChange w:id="105" w:author="Isabella" w:date="2026-10-06T20:20:00Z">
               <w:rPr>
                 <w:rFonts w:ascii="Times New Roman" w:hAnsi="Times New Roman"/>
                 <w:b/>
@@ -722,7 +845,7 @@
             <w:bCs/>
             <w:color w:val="000000" w:themeColor="text1"/>
             <w:sz w:val="24"/>
-            <w:rPrChange w:id="88" w:author="Isabella" w:date="2026-10-06T20:20:00Z">
+            <w:rPrChange w:id="106" w:author="Isabella" w:date="2026-10-06T20:20:00Z">
               <w:rPr>
                 <w:rFonts w:ascii="Times New Roman" w:hAnsi="Times New Roman"/>
                 <w:sz w:val="24"/>
@@ -737,7 +860,7 @@
             <w:bCs/>
             <w:color w:val="000000" w:themeColor="text1"/>
             <w:sz w:val="24"/>
-            <w:rPrChange w:id="89" w:author="Isabella" w:date="2026-10-06T20:20:00Z">
+            <w:rPrChange w:id="107" w:author="Isabella" w:date="2026-10-06T20:20:00Z">
               <w:rPr>
                 <w:rFonts w:ascii="Times New Roman" w:hAnsi="Times New Roman"/>
                 <w:b/>
@@ -759,7 +882,7 @@
           <w:color w:val="000000" w:themeColor="text1"/>
           <w:sz w:val="24"/>
           <w:szCs w:val="24"/>
-          <w:rPrChange w:id="90" w:author="Isabella" w:date="2026-10-06T20:20:00Z">
+          <w:rPrChange w:id="108" w:author="Isabella" w:date="2026-10-06T20:20:00Z">
             <w:rPr>
               <w:rFonts w:ascii="Times New Roman" w:hAnsi="Times New Roman" w:cs="Times New Roman"/>
               <w:sz w:val="24"/>
@@ -774,14 +897,14 @@
         <w:spacing w:after="0" w:line="240" w:lineRule="auto"/>
         <w:jc w:val="both"/>
         <w:rPr>
-          <w:del w:id="91" w:author="VINICIUS" w:date="2026-10-14T20:37:00Z"/>
-          <w:rFonts w:ascii="Times New Roman" w:hAnsi="Times New Roman" w:cs="Times New Roman"/>
-          <w:color w:val="000000" w:themeColor="text1"/>
-          <w:sz w:val="24"/>
-          <w:szCs w:val="24"/>
-          <w:rPrChange w:id="92" w:author="Isabella" w:date="2026-10-06T20:20:00Z">
-            <w:rPr>
-              <w:del w:id="93" w:author="VINICIUS" w:date="2026-10-14T20:37:00Z"/>
+          <w:del w:id="109" w:author="VINICIUS" w:date="2026-10-14T20:37:00Z"/>
+          <w:rFonts w:ascii="Times New Roman" w:hAnsi="Times New Roman" w:cs="Times New Roman"/>
+          <w:color w:val="000000" w:themeColor="text1"/>
+          <w:sz w:val="24"/>
+          <w:szCs w:val="24"/>
+          <w:rPrChange w:id="110" w:author="Isabella" w:date="2026-10-06T20:20:00Z">
+            <w:rPr>
+              <w:del w:id="111" w:author="VINICIUS" w:date="2026-10-14T20:37:00Z"/>
               <w:rFonts w:ascii="Times New Roman" w:hAnsi="Times New Roman" w:cs="Times New Roman"/>
               <w:sz w:val="24"/>
               <w:szCs w:val="24"/>
@@ -795,7 +918,7 @@
           <w:b/>
           <w:color w:val="000000" w:themeColor="text1"/>
           <w:sz w:val="24"/>
-          <w:rPrChange w:id="94" w:author="Isabella" w:date="2026-10-06T20:20:00Z">
+          <w:rPrChange w:id="112" w:author="Isabella" w:date="2026-10-06T20:20:00Z">
             <w:rPr>
               <w:rFonts w:ascii="Times New Roman" w:hAnsi="Times New Roman"/>
               <w:b/>
@@ -810,7 +933,7 @@
           <w:rFonts w:ascii="Times New Roman" w:hAnsi="Times New Roman"/>
           <w:color w:val="000000" w:themeColor="text1"/>
           <w:sz w:val="24"/>
-          <w:rPrChange w:id="95" w:author="Isabella" w:date="2026-10-06T20:20:00Z">
+          <w:rPrChange w:id="113" w:author="Isabella" w:date="2026-10-06T20:20:00Z">
             <w:rPr>
               <w:rFonts w:ascii="Times New Roman" w:hAnsi="Times New Roman"/>
               <w:color w:val="1F4E79"/>
@@ -820,7 +943,7 @@
         </w:rPr>
         <w:t>[</w:t>
       </w:r>
-      <w:ins w:id="96" w:author="VINICIUS" w:date="2026-10-14T20:37:00Z">
+      <w:ins w:id="114" w:author="VINICIUS" w:date="2026-10-14T20:37:00Z">
         <w:r>
           <w:rPr>
             <w:rFonts w:ascii="Times New Roman" w:hAnsi="Times New Roman"/>
@@ -838,7 +961,7 @@
           <w:t xml:space="preserve">. </w:t>
         </w:r>
       </w:ins>
-      <w:ins w:id="97" w:author="VINICIUS" w:date="2026-10-14T20:38:00Z">
+      <w:ins w:id="115" w:author="VINICIUS" w:date="2026-10-14T20:38:00Z">
         <w:r>
           <w:rPr>
             <w:rFonts w:ascii="Times New Roman" w:hAnsi="Times New Roman"/>
@@ -864,13 +987,13 @@
           <w:t>Inclusão digital</w:t>
         </w:r>
       </w:ins>
-      <w:del w:id="98" w:author="VINICIUS" w:date="2026-10-14T20:37:00Z">
+      <w:del w:id="116" w:author="VINICIUS" w:date="2026-10-14T20:37:00Z">
         <w:r>
           <w:rPr>
             <w:rFonts w:ascii="Times New Roman" w:hAnsi="Times New Roman"/>
             <w:color w:val="000000" w:themeColor="text1"/>
             <w:sz w:val="24"/>
-            <w:rPrChange w:id="99" w:author="Isabella" w:date="2026-10-06T20:20:00Z">
+            <w:rPrChange w:id="117" w:author="Isabella" w:date="2026-10-06T20:20:00Z">
               <w:rPr>
                 <w:rFonts w:ascii="Times New Roman" w:hAnsi="Times New Roman"/>
                 <w:color w:val="1F4E79"/>
@@ -892,7 +1015,7 @@
           <w:color w:val="000000" w:themeColor="text1"/>
           <w:sz w:val="24"/>
           <w:szCs w:val="24"/>
-          <w:rPrChange w:id="100" w:author="Isabella" w:date="2026-10-06T20:20:00Z">
+          <w:rPrChange w:id="118" w:author="Isabella" w:date="2026-10-06T20:20:00Z">
             <w:rPr>
               <w:rFonts w:ascii="Times New Roman" w:hAnsi="Times New Roman" w:cs="Times New Roman"/>
               <w:b/>
@@ -913,7 +1036,7 @@
           <w:color w:val="000000" w:themeColor="text1"/>
           <w:sz w:val="24"/>
           <w:szCs w:val="24"/>
-          <w:rPrChange w:id="101" w:author="Isabella" w:date="2026-10-06T20:20:00Z">
+          <w:rPrChange w:id="119" w:author="Isabella" w:date="2026-10-06T20:20:00Z">
             <w:rPr>
               <w:rFonts w:ascii="Times New Roman" w:hAnsi="Times New Roman" w:cs="Times New Roman"/>
               <w:b/>
@@ -934,7 +1057,7 @@
           <w:color w:val="000000" w:themeColor="text1"/>
           <w:sz w:val="24"/>
           <w:szCs w:val="24"/>
-          <w:rPrChange w:id="102" w:author="Isabella" w:date="2026-10-06T20:20:00Z">
+          <w:rPrChange w:id="120" w:author="Isabella" w:date="2026-10-06T20:20:00Z">
             <w:rPr>
               <w:rFonts w:ascii="Times New Roman" w:hAnsi="Times New Roman" w:cs="Times New Roman"/>
               <w:b/>
@@ -944,7 +1067,7 @@
           </w:rPrChange>
         </w:rPr>
       </w:pPr>
-      <w:commentRangeStart w:id="103"/>
+      <w:commentRangeStart w:id="121"/>
       <w:r>
         <w:rPr>
           <w:rFonts w:ascii="Times New Roman" w:hAnsi="Times New Roman" w:cs="Times New Roman"/>
@@ -952,7 +1075,7 @@
           <w:color w:val="000000" w:themeColor="text1"/>
           <w:sz w:val="24"/>
           <w:szCs w:val="24"/>
-          <w:rPrChange w:id="104" w:author="Isabella" w:date="2026-10-06T20:20:00Z">
+          <w:rPrChange w:id="122" w:author="Isabella" w:date="2026-10-06T20:20:00Z">
             <w:rPr>
               <w:rFonts w:ascii="Times New Roman" w:hAnsi="Times New Roman" w:cs="Times New Roman"/>
               <w:b/>
@@ -970,7 +1093,7 @@
           <w:color w:val="000000" w:themeColor="text1"/>
           <w:sz w:val="24"/>
           <w:szCs w:val="24"/>
-          <w:rPrChange w:id="105" w:author="Isabella" w:date="2026-10-06T20:20:00Z">
+          <w:rPrChange w:id="123" w:author="Isabella" w:date="2026-10-06T20:20:00Z">
             <w:rPr>
               <w:rFonts w:ascii="Times New Roman" w:hAnsi="Times New Roman" w:cs="Times New Roman"/>
               <w:b/>
@@ -981,14 +1104,14 @@
         </w:rPr>
         <w:t>S</w:t>
       </w:r>
-      <w:commentRangeEnd w:id="103"/>
+      <w:commentRangeEnd w:id="121"/>
       <w:r>
         <w:rPr>
           <w:b/>
           <w:color w:val="000000" w:themeColor="text1"/>
           <w:sz w:val="24"/>
           <w:szCs w:val="24"/>
-          <w:rPrChange w:id="106" w:author="Isabella" w:date="2026-10-06T20:20:00Z">
+          <w:rPrChange w:id="124" w:author="Isabella" w:date="2026-10-06T20:20:00Z">
             <w:rPr>
               <w:b/>
               <w:sz w:val="24"/>
@@ -996,20 +1119,20 @@
             </w:rPr>
           </w:rPrChange>
         </w:rPr>
-        <w:commentReference w:id="103"/>
+        <w:commentReference w:id="121"/>
       </w:r>
     </w:p>
     <w:p>
       <w:pPr>
         <w:spacing w:before="200" w:line="240" w:lineRule="auto"/>
         <w:rPr>
-          <w:del w:id="107" w:author="VINICIUS" w:date="2026-10-14T20:40:00Z"/>
+          <w:del w:id="125" w:author="VINICIUS" w:date="2026-10-14T20:40:00Z"/>
           <w:rFonts w:ascii="Times New Roman" w:hAnsi="Times New Roman"/>
           <w:color w:val="000000" w:themeColor="text1"/>
           <w:sz w:val="24"/>
         </w:rPr>
       </w:pPr>
-      <w:ins w:id="108" w:author="VINICIUS" w:date="2026-10-14T20:40:00Z">
+      <w:ins w:id="126" w:author="VINICIUS" w:date="2026-10-14T20:40:00Z">
         <w:r>
           <w:rPr>
             <w:rFonts w:ascii="Times New Roman" w:hAnsi="Times New Roman"/>
@@ -1077,24 +1200,17 @@
             <w:rFonts w:ascii="Times New Roman" w:hAnsi="Times New Roman"/>
             <w:color w:val="000000" w:themeColor="text1"/>
             <w:sz w:val="24"/>
-            <w:rPrChange w:id="109" w:author="Isabella" w:date="2026-10-06T20:20:00Z">
-              <w:rPr>
-                <w:rFonts w:ascii="Times New Roman" w:hAnsi="Times New Roman"/>
-                <w:color w:val="000000" w:themeColor="text1"/>
-                <w:sz w:val="24"/>
-              </w:rPr>
-            </w:rPrChange>
           </w:rPr>
           <w:t xml:space="preserve"> </w:t>
         </w:r>
       </w:ins>
-      <w:del w:id="110" w:author="VINICIUS" w:date="2026-10-14T20:40:00Z">
+      <w:del w:id="127" w:author="VINICIUS" w:date="2026-10-14T20:40:00Z">
         <w:r>
           <w:rPr>
             <w:rFonts w:ascii="Times New Roman" w:hAnsi="Times New Roman"/>
             <w:color w:val="000000" w:themeColor="text1"/>
             <w:sz w:val="24"/>
-            <w:rPrChange w:id="111" w:author="Isabella" w:date="2026-10-06T20:20:00Z">
+            <w:rPrChange w:id="128" w:author="Isabella" w:date="2026-10-06T20:20:00Z">
               <w:rPr>
                 <w:rFonts w:ascii="Times New Roman" w:hAnsi="Times New Roman"/>
                 <w:color w:val="1F4E79"/>
@@ -1110,7 +1226,7 @@
       <w:pPr>
         <w:spacing w:before="200" w:line="240" w:lineRule="auto"/>
         <w:rPr>
-          <w:ins w:id="112" w:author="VINICIUS" w:date="2026-10-14T20:40:00Z"/>
+          <w:ins w:id="129" w:author="VINICIUS" w:date="2026-10-14T20:40:00Z"/>
           <w:rFonts w:ascii="Times New Roman" w:hAnsi="Times New Roman"/>
           <w:color w:val="000000" w:themeColor="text1"/>
           <w:sz w:val="24"/>
@@ -1121,7 +1237,7 @@
       <w:pPr>
         <w:spacing w:before="200" w:line="240" w:lineRule="auto"/>
         <w:rPr>
-          <w:ins w:id="113" w:author="VINICIUS" w:date="2026-10-14T20:40:00Z"/>
+          <w:ins w:id="130" w:author="VINICIUS" w:date="2026-10-14T20:40:00Z"/>
           <w:rFonts w:ascii="Times New Roman" w:hAnsi="Times New Roman"/>
           <w:color w:val="000000" w:themeColor="text1"/>
           <w:sz w:val="24"/>
@@ -1132,14 +1248,14 @@
       <w:pPr>
         <w:spacing w:before="200" w:line="240" w:lineRule="auto"/>
         <w:rPr>
-          <w:ins w:id="114" w:author="VINICIUS" w:date="2026-10-14T20:40:00Z"/>
-          <w:rFonts w:ascii="Times New Roman" w:hAnsi="Times New Roman" w:cs="Times New Roman"/>
-          <w:color w:val="000000" w:themeColor="text1"/>
-          <w:sz w:val="24"/>
-          <w:szCs w:val="24"/>
-        </w:rPr>
-      </w:pPr>
-      <w:ins w:id="115" w:author="VINICIUS" w:date="2026-10-14T20:40:00Z">
+          <w:ins w:id="131" w:author="VINICIUS" w:date="2026-10-14T20:40:00Z"/>
+          <w:rFonts w:ascii="Times New Roman" w:hAnsi="Times New Roman" w:cs="Times New Roman"/>
+          <w:color w:val="000000" w:themeColor="text1"/>
+          <w:sz w:val="24"/>
+          <w:szCs w:val="24"/>
+        </w:rPr>
+      </w:pPr>
+      <w:ins w:id="132" w:author="VINICIUS" w:date="2026-10-14T20:40:00Z">
         <w:r>
           <w:rPr>
             <w:rFonts w:ascii="Times New Roman" w:hAnsi="Times New Roman" w:cs="Times New Roman"/>
@@ -1155,7 +1271,7 @@
       <w:pPr>
         <w:spacing w:before="200" w:line="240" w:lineRule="auto"/>
         <w:rPr>
-          <w:ins w:id="116" w:author="VINICIUS" w:date="2026-10-14T20:40:00Z"/>
+          <w:ins w:id="133" w:author="VINICIUS" w:date="2026-10-14T20:40:00Z"/>
           <w:rFonts w:ascii="Times New Roman" w:hAnsi="Times New Roman" w:cs="Times New Roman"/>
           <w:color w:val="000000" w:themeColor="text1"/>
           <w:sz w:val="24"/>
@@ -1167,14 +1283,14 @@
       <w:pPr>
         <w:spacing w:before="200" w:line="240" w:lineRule="auto"/>
         <w:rPr>
-          <w:ins w:id="117" w:author="VINICIUS" w:date="2026-10-14T20:40:00Z"/>
-          <w:rFonts w:ascii="Times New Roman" w:hAnsi="Times New Roman" w:cs="Times New Roman"/>
-          <w:color w:val="000000" w:themeColor="text1"/>
-          <w:sz w:val="24"/>
-          <w:szCs w:val="24"/>
-          <w:rPrChange w:id="118" w:author="Isabella" w:date="2026-10-06T20:20:00Z">
-            <w:rPr>
-              <w:ins w:id="119" w:author="VINICIUS" w:date="2026-10-14T20:40:00Z"/>
+          <w:ins w:id="134" w:author="VINICIUS" w:date="2026-10-14T20:40:00Z"/>
+          <w:rFonts w:ascii="Times New Roman" w:hAnsi="Times New Roman" w:cs="Times New Roman"/>
+          <w:color w:val="000000" w:themeColor="text1"/>
+          <w:sz w:val="24"/>
+          <w:szCs w:val="24"/>
+          <w:rPrChange w:id="135" w:author="Isabella" w:date="2026-10-06T20:20:00Z">
+            <w:rPr>
+              <w:ins w:id="136" w:author="VINICIUS" w:date="2026-10-14T20:40:00Z"/>
               <w:rFonts w:ascii="Times New Roman" w:hAnsi="Times New Roman" w:cs="Times New Roman"/>
               <w:sz w:val="24"/>
               <w:szCs w:val="24"/>
@@ -1182,7 +1298,7 @@
           </w:rPrChange>
         </w:rPr>
       </w:pPr>
-      <w:ins w:id="120" w:author="VINICIUS" w:date="2026-10-14T20:40:00Z">
+      <w:ins w:id="137" w:author="VINICIUS" w:date="2026-10-14T20:40:00Z">
         <w:r>
           <w:rPr>
             <w:rFonts w:ascii="Times New Roman" w:hAnsi="Times New Roman" w:cs="Times New Roman"/>
@@ -1202,7 +1318,7 @@
           <w:color w:val="000000" w:themeColor="text1"/>
           <w:sz w:val="24"/>
           <w:szCs w:val="24"/>
-          <w:rPrChange w:id="121" w:author="Isabella" w:date="2026-10-06T20:20:00Z">
+          <w:rPrChange w:id="138" w:author="Isabella" w:date="2026-10-06T20:20:00Z">
             <w:rPr>
               <w:rFonts w:ascii="Times New Roman" w:hAnsi="Times New Roman" w:cs="Times New Roman"/>
               <w:sz w:val="24"/>
@@ -1211,13 +1327,13 @@
           </w:rPrChange>
         </w:rPr>
       </w:pPr>
-      <w:del w:id="122" w:author="VINICIUS" w:date="2026-10-14T20:40:00Z">
+      <w:del w:id="139" w:author="VINICIUS" w:date="2026-10-14T20:40:00Z">
         <w:r>
           <w:rPr>
             <w:rFonts w:ascii="Times New Roman" w:hAnsi="Times New Roman"/>
             <w:color w:val="000000" w:themeColor="text1"/>
             <w:sz w:val="24"/>
-            <w:rPrChange w:id="123" w:author="Isabella" w:date="2026-10-06T20:20:00Z">
+            <w:rPrChange w:id="140" w:author="Isabella" w:date="2026-10-06T20:20:00Z">
               <w:rPr>
                 <w:rFonts w:ascii="Times New Roman" w:hAnsi="Times New Roman"/>
                 <w:color w:val="1F4E79"/>
@@ -1258,7 +1374,7 @@
       </w:r>
     </w:p>
   </w:comment>
-  <w:comment w:id="65" w:author="ANDRÉA" w:date="2021-09-03T12:53:00Z" w:initials="A">
+  <w:comment w:id="84" w:author="ANDRÉA" w:date="2021-09-03T12:53:00Z" w:initials="A">
     <w:p>
       <w:pPr>
         <w:pStyle w:val="Textodecomentrio"/>
@@ -1274,7 +1390,7 @@
       </w:r>
     </w:p>
   </w:comment>
-  <w:comment w:id="103" w:author="ANDRÉA" w:date="2022-03-18T14:03:00Z" w:initials="A">
+  <w:comment w:id="121" w:author="ANDRÉA" w:date="2022-03-18T14:03:00Z" w:initials="A">
     <w:p>
       <w:pPr>
         <w:spacing w:before="200" w:line="240" w:lineRule="auto"/>
@@ -1785,347 +1901,326 @@
       <w:pPr>
         <w:pStyle w:val="Textodenotaderodap"/>
         <w:rPr>
+          <w:del w:id="48" w:author="VINICIUS" w:date="2026-10-14T20:44:00Z"/>
           <w:rFonts w:ascii="Times New Roman" w:hAnsi="Times New Roman" w:cs="Times New Roman"/>
           <w:sz w:val="16"/>
           <w:szCs w:val="16"/>
         </w:rPr>
       </w:pPr>
-      <w:r>
-        <w:rPr>
-          <w:rStyle w:val="Refdenotaderodap"/>
+      <w:del w:id="49" w:author="VINICIUS" w:date="2026-10-14T20:44:00Z">
+        <w:r>
+          <w:rPr>
+            <w:rStyle w:val="Refdenotaderodap"/>
+            <w:rFonts w:ascii="Times New Roman" w:hAnsi="Times New Roman" w:cs="Times New Roman"/>
+            <w:sz w:val="16"/>
+            <w:szCs w:val="16"/>
+          </w:rPr>
+          <w:footnoteRef/>
+        </w:r>
+        <w:r>
+          <w:rPr>
+            <w:rFonts w:ascii="Times New Roman" w:hAnsi="Times New Roman" w:cs="Times New Roman"/>
+            <w:sz w:val="16"/>
+            <w:szCs w:val="16"/>
+          </w:rPr>
+          <w:delText xml:space="preserve"> </w:delText>
+        </w:r>
+        <w:r>
+          <w:rPr>
+            <w:rFonts w:ascii="Times New Roman" w:hAnsi="Times New Roman" w:cs="Times New Roman"/>
+            <w:sz w:val="16"/>
+            <w:szCs w:val="16"/>
+            <w:rPrChange w:id="50" w:author="Isabella" w:date="2026-10-06T19:09:00Z">
+              <w:rPr>
+                <w:rFonts w:ascii="Times New Roman" w:hAnsi="Times New Roman" w:cs="Times New Roman"/>
+                <w:color w:val="FF0000"/>
+                <w:sz w:val="16"/>
+                <w:szCs w:val="16"/>
+              </w:rPr>
+            </w:rPrChange>
+          </w:rPr>
+          <w:delText>e-mail</w:delText>
+        </w:r>
+        <w:r>
+          <w:rPr>
+            <w:rFonts w:ascii="Times New Roman" w:hAnsi="Times New Roman" w:cs="Times New Roman"/>
+            <w:sz w:val="16"/>
+            <w:szCs w:val="16"/>
+            <w:rPrChange w:id="51" w:author="Isabella" w:date="2026-10-06T19:09:00Z">
+              <w:rPr>
+                <w:rFonts w:ascii="Times New Roman" w:hAnsi="Times New Roman" w:cs="Times New Roman"/>
+                <w:color w:val="FF0000"/>
+                <w:sz w:val="16"/>
+                <w:szCs w:val="16"/>
+              </w:rPr>
+            </w:rPrChange>
+          </w:rPr>
+          <w:delText xml:space="preserve"> </w:delText>
+        </w:r>
+        <w:r>
+          <w:rPr>
+            <w:rFonts w:ascii="Times New Roman" w:hAnsi="Times New Roman" w:cs="Times New Roman"/>
+            <w:sz w:val="16"/>
+            <w:szCs w:val="16"/>
+          </w:rPr>
+          <w:delText xml:space="preserve">- </w:delText>
+        </w:r>
+        <w:r>
+          <w:rPr>
+            <w:rFonts w:ascii="Times New Roman" w:hAnsi="Times New Roman" w:cs="Times New Roman"/>
+            <w:sz w:val="16"/>
+            <w:szCs w:val="16"/>
+            <w:rPrChange w:id="52" w:author="Isabella" w:date="2026-10-06T19:09:00Z">
+              <w:rPr>
+                <w:rFonts w:ascii="Times New Roman" w:hAnsi="Times New Roman" w:cs="Times New Roman"/>
+                <w:color w:val="FF0000"/>
+                <w:sz w:val="16"/>
+                <w:szCs w:val="16"/>
+              </w:rPr>
+            </w:rPrChange>
+          </w:rPr>
+          <w:delText xml:space="preserve">RGM </w:delText>
+        </w:r>
+        <w:r>
+          <w:rPr>
+            <w:rFonts w:ascii="Times New Roman" w:hAnsi="Times New Roman" w:cs="Times New Roman"/>
+            <w:sz w:val="16"/>
+            <w:szCs w:val="16"/>
+          </w:rPr>
+          <w:delText>- Centro Universitário Braz Cubas - Graduando em Análise e Desenvolvimento de Sistemas (</w:delText>
+        </w:r>
+        <w:r>
+          <w:rPr>
+            <w:rFonts w:ascii="Times New Roman" w:hAnsi="Times New Roman" w:cs="Times New Roman"/>
+            <w:sz w:val="16"/>
+            <w:szCs w:val="16"/>
+            <w:rPrChange w:id="53" w:author="Isabella" w:date="2026-10-06T19:09:00Z">
+              <w:rPr>
+                <w:rFonts w:ascii="Times New Roman" w:hAnsi="Times New Roman" w:cs="Times New Roman"/>
+                <w:color w:val="FF0000"/>
+                <w:sz w:val="16"/>
+                <w:szCs w:val="16"/>
+              </w:rPr>
+            </w:rPrChange>
+          </w:rPr>
+          <w:delText>x</w:delText>
+        </w:r>
+        <w:r>
+          <w:rPr>
+            <w:rFonts w:ascii="Times New Roman" w:hAnsi="Times New Roman" w:cs="Times New Roman"/>
+            <w:sz w:val="16"/>
+            <w:szCs w:val="16"/>
+          </w:rPr>
+          <w:delText>º semestre)</w:delText>
+        </w:r>
+      </w:del>
+    </w:p>
+  </w:footnote>
+  <w:footnote w:id="3">
+    <w:p>
+      <w:pPr>
+        <w:pStyle w:val="Textodenotaderodap"/>
+        <w:rPr>
+          <w:del w:id="62" w:author="VINICIUS" w:date="2026-10-14T20:44:00Z"/>
           <w:rFonts w:ascii="Times New Roman" w:hAnsi="Times New Roman" w:cs="Times New Roman"/>
           <w:sz w:val="16"/>
           <w:szCs w:val="16"/>
         </w:rPr>
-        <w:footnoteRef/>
-      </w:r>
-      <w:r>
-        <w:rPr>
-          <w:rFonts w:ascii="Times New Roman" w:hAnsi="Times New Roman" w:cs="Times New Roman"/>
+      </w:pPr>
+      <w:del w:id="63" w:author="VINICIUS" w:date="2026-10-14T20:44:00Z">
+        <w:r>
+          <w:rPr>
+            <w:rStyle w:val="Refdenotaderodap"/>
+            <w:rFonts w:ascii="Times New Roman" w:hAnsi="Times New Roman" w:cs="Times New Roman"/>
+            <w:sz w:val="16"/>
+            <w:szCs w:val="16"/>
+          </w:rPr>
+          <w:footnoteRef/>
+        </w:r>
+        <w:r>
+          <w:rPr>
+            <w:rFonts w:ascii="Times New Roman" w:hAnsi="Times New Roman" w:cs="Times New Roman"/>
+            <w:sz w:val="16"/>
+            <w:szCs w:val="16"/>
+          </w:rPr>
+          <w:delText xml:space="preserve"> </w:delText>
+        </w:r>
+        <w:r>
+          <w:rPr>
+            <w:rFonts w:ascii="Times New Roman" w:hAnsi="Times New Roman" w:cs="Times New Roman"/>
+            <w:sz w:val="16"/>
+            <w:szCs w:val="16"/>
+            <w:rPrChange w:id="64" w:author="Isabella" w:date="2026-10-06T19:09:00Z">
+              <w:rPr>
+                <w:rFonts w:ascii="Times New Roman" w:hAnsi="Times New Roman" w:cs="Times New Roman"/>
+                <w:color w:val="FF0000"/>
+                <w:sz w:val="16"/>
+                <w:szCs w:val="16"/>
+              </w:rPr>
+            </w:rPrChange>
+          </w:rPr>
+          <w:delText xml:space="preserve">e-mail </w:delText>
+        </w:r>
+        <w:r>
+          <w:rPr>
+            <w:rFonts w:ascii="Times New Roman" w:hAnsi="Times New Roman" w:cs="Times New Roman"/>
+            <w:sz w:val="16"/>
+            <w:szCs w:val="16"/>
+          </w:rPr>
+          <w:delText xml:space="preserve">- </w:delText>
+        </w:r>
+        <w:r>
+          <w:rPr>
+            <w:rFonts w:ascii="Times New Roman" w:hAnsi="Times New Roman" w:cs="Times New Roman"/>
+            <w:sz w:val="16"/>
+            <w:szCs w:val="16"/>
+            <w:rPrChange w:id="65" w:author="Isabella" w:date="2026-10-06T19:09:00Z">
+              <w:rPr>
+                <w:rFonts w:ascii="Times New Roman" w:hAnsi="Times New Roman" w:cs="Times New Roman"/>
+                <w:color w:val="FF0000"/>
+                <w:sz w:val="16"/>
+                <w:szCs w:val="16"/>
+              </w:rPr>
+            </w:rPrChange>
+          </w:rPr>
+          <w:delText xml:space="preserve">RGM </w:delText>
+        </w:r>
+        <w:r>
+          <w:rPr>
+            <w:rFonts w:ascii="Times New Roman" w:hAnsi="Times New Roman" w:cs="Times New Roman"/>
+            <w:sz w:val="16"/>
+            <w:szCs w:val="16"/>
+          </w:rPr>
+          <w:delText>- Centro Universitário Braz Cubas - Graduando em Análise e Desenvolvimento de Sistemas (</w:delText>
+        </w:r>
+        <w:r>
+          <w:rPr>
+            <w:rFonts w:ascii="Times New Roman" w:hAnsi="Times New Roman" w:cs="Times New Roman"/>
+            <w:sz w:val="16"/>
+            <w:szCs w:val="16"/>
+            <w:rPrChange w:id="66" w:author="Isabella" w:date="2026-10-06T19:09:00Z">
+              <w:rPr>
+                <w:rFonts w:ascii="Times New Roman" w:hAnsi="Times New Roman" w:cs="Times New Roman"/>
+                <w:color w:val="FF0000"/>
+                <w:sz w:val="16"/>
+                <w:szCs w:val="16"/>
+              </w:rPr>
+            </w:rPrChange>
+          </w:rPr>
+          <w:delText>x</w:delText>
+        </w:r>
+        <w:r>
+          <w:rPr>
+            <w:rFonts w:ascii="Times New Roman" w:hAnsi="Times New Roman" w:cs="Times New Roman"/>
+            <w:sz w:val="16"/>
+            <w:szCs w:val="16"/>
+          </w:rPr>
+          <w:delText>º semestre)</w:delText>
+        </w:r>
+      </w:del>
+    </w:p>
+  </w:footnote>
+  <w:footnote w:id="4">
+    <w:p>
+      <w:pPr>
+        <w:pStyle w:val="Textodenotaderodap"/>
+        <w:rPr>
+          <w:del w:id="71" w:author="VINICIUS" w:date="2026-10-14T20:44:00Z"/>
           <w:sz w:val="16"/>
           <w:szCs w:val="16"/>
         </w:rPr>
-        <w:t xml:space="preserve"> </w:t>
-      </w:r>
-      <w:r>
-        <w:rPr>
-          <w:rFonts w:ascii="Times New Roman" w:hAnsi="Times New Roman" w:cs="Times New Roman"/>
-          <w:sz w:val="16"/>
-          <w:szCs w:val="16"/>
-          <w:rPrChange w:id="41" w:author="Isabella" w:date="2026-10-06T19:09:00Z">
-            <w:rPr>
-              <w:rFonts w:ascii="Times New Roman" w:hAnsi="Times New Roman" w:cs="Times New Roman"/>
-              <w:color w:val="FF0000"/>
-              <w:sz w:val="16"/>
-              <w:szCs w:val="16"/>
-            </w:rPr>
-          </w:rPrChange>
-        </w:rPr>
-        <w:t>e-mail</w:t>
-      </w:r>
-      <w:r>
-        <w:rPr>
-          <w:rFonts w:ascii="Times New Roman" w:hAnsi="Times New Roman" w:cs="Times New Roman"/>
-          <w:sz w:val="16"/>
-          <w:szCs w:val="16"/>
-          <w:rPrChange w:id="42" w:author="Isabella" w:date="2026-10-06T19:09:00Z">
-            <w:rPr>
-              <w:rFonts w:ascii="Times New Roman" w:hAnsi="Times New Roman" w:cs="Times New Roman"/>
-              <w:color w:val="FF0000"/>
-              <w:sz w:val="16"/>
-              <w:szCs w:val="16"/>
-            </w:rPr>
-          </w:rPrChange>
-        </w:rPr>
-        <w:t xml:space="preserve"> </w:t>
-      </w:r>
-      <w:r>
-        <w:rPr>
-          <w:rFonts w:ascii="Times New Roman" w:hAnsi="Times New Roman" w:cs="Times New Roman"/>
-          <w:sz w:val="16"/>
-          <w:szCs w:val="16"/>
-        </w:rPr>
-        <w:t xml:space="preserve">- </w:t>
-      </w:r>
-      <w:r>
-        <w:rPr>
-          <w:rFonts w:ascii="Times New Roman" w:hAnsi="Times New Roman" w:cs="Times New Roman"/>
-          <w:sz w:val="16"/>
-          <w:szCs w:val="16"/>
-          <w:rPrChange w:id="43" w:author="Isabella" w:date="2026-10-06T19:09:00Z">
-            <w:rPr>
-              <w:rFonts w:ascii="Times New Roman" w:hAnsi="Times New Roman" w:cs="Times New Roman"/>
-              <w:color w:val="FF0000"/>
-              <w:sz w:val="16"/>
-              <w:szCs w:val="16"/>
-            </w:rPr>
-          </w:rPrChange>
-        </w:rPr>
-        <w:t xml:space="preserve">RGM </w:t>
-      </w:r>
-      <w:r>
-        <w:rPr>
-          <w:rFonts w:ascii="Times New Roman" w:hAnsi="Times New Roman" w:cs="Times New Roman"/>
-          <w:sz w:val="16"/>
-          <w:szCs w:val="16"/>
-        </w:rPr>
-        <w:t>- Centro Universitário Braz Cubas - Graduando em Análise e Desenvolvimento de Sistemas (</w:t>
-      </w:r>
-      <w:proofErr w:type="spellStart"/>
-      <w:r>
-        <w:rPr>
-          <w:rFonts w:ascii="Times New Roman" w:hAnsi="Times New Roman" w:cs="Times New Roman"/>
-          <w:sz w:val="16"/>
-          <w:szCs w:val="16"/>
-          <w:rPrChange w:id="44" w:author="Isabella" w:date="2026-10-06T19:09:00Z">
-            <w:rPr>
-              <w:rFonts w:ascii="Times New Roman" w:hAnsi="Times New Roman" w:cs="Times New Roman"/>
-              <w:color w:val="FF0000"/>
-              <w:sz w:val="16"/>
-              <w:szCs w:val="16"/>
-            </w:rPr>
-          </w:rPrChange>
-        </w:rPr>
-        <w:t>x</w:t>
-      </w:r>
-      <w:r>
-        <w:rPr>
-          <w:rFonts w:ascii="Times New Roman" w:hAnsi="Times New Roman" w:cs="Times New Roman"/>
-          <w:sz w:val="16"/>
-          <w:szCs w:val="16"/>
-        </w:rPr>
-        <w:t>º</w:t>
-      </w:r>
-      <w:proofErr w:type="spellEnd"/>
-      <w:r>
-        <w:rPr>
-          <w:rFonts w:ascii="Times New Roman" w:hAnsi="Times New Roman" w:cs="Times New Roman"/>
-          <w:sz w:val="16"/>
-          <w:szCs w:val="16"/>
-        </w:rPr>
-        <w:t xml:space="preserve"> semestre)</w:t>
-      </w:r>
-    </w:p>
-  </w:footnote>
-  <w:footnote w:id="3">
-    <w:p>
-      <w:pPr>
-        <w:pStyle w:val="Textodenotaderodap"/>
-        <w:rPr>
-          <w:rFonts w:ascii="Times New Roman" w:hAnsi="Times New Roman" w:cs="Times New Roman"/>
-          <w:sz w:val="16"/>
-          <w:szCs w:val="16"/>
-        </w:rPr>
-      </w:pPr>
-      <w:r>
-        <w:rPr>
-          <w:rStyle w:val="Refdenotaderodap"/>
-          <w:rFonts w:ascii="Times New Roman" w:hAnsi="Times New Roman" w:cs="Times New Roman"/>
-          <w:sz w:val="16"/>
-          <w:szCs w:val="16"/>
-        </w:rPr>
-        <w:footnoteRef/>
-      </w:r>
-      <w:r>
-        <w:rPr>
-          <w:rFonts w:ascii="Times New Roman" w:hAnsi="Times New Roman" w:cs="Times New Roman"/>
-          <w:sz w:val="16"/>
-          <w:szCs w:val="16"/>
-        </w:rPr>
-        <w:t xml:space="preserve"> </w:t>
-      </w:r>
-      <w:r>
-        <w:rPr>
-          <w:rFonts w:ascii="Times New Roman" w:hAnsi="Times New Roman" w:cs="Times New Roman"/>
-          <w:sz w:val="16"/>
-          <w:szCs w:val="16"/>
-          <w:rPrChange w:id="48" w:author="Isabella" w:date="2026-10-06T19:09:00Z">
-            <w:rPr>
-              <w:rFonts w:ascii="Times New Roman" w:hAnsi="Times New Roman" w:cs="Times New Roman"/>
-              <w:color w:val="FF0000"/>
-              <w:sz w:val="16"/>
-              <w:szCs w:val="16"/>
-            </w:rPr>
-          </w:rPrChange>
-        </w:rPr>
-        <w:t xml:space="preserve">e-mail </w:t>
-      </w:r>
-      <w:r>
-        <w:rPr>
-          <w:rFonts w:ascii="Times New Roman" w:hAnsi="Times New Roman" w:cs="Times New Roman"/>
-          <w:sz w:val="16"/>
-          <w:szCs w:val="16"/>
-        </w:rPr>
-        <w:t xml:space="preserve">- </w:t>
-      </w:r>
-      <w:r>
-        <w:rPr>
-          <w:rFonts w:ascii="Times New Roman" w:hAnsi="Times New Roman" w:cs="Times New Roman"/>
-          <w:sz w:val="16"/>
-          <w:szCs w:val="16"/>
-          <w:rPrChange w:id="49" w:author="Isabella" w:date="2026-10-06T19:09:00Z">
-            <w:rPr>
-              <w:rFonts w:ascii="Times New Roman" w:hAnsi="Times New Roman" w:cs="Times New Roman"/>
-              <w:color w:val="FF0000"/>
-              <w:sz w:val="16"/>
-              <w:szCs w:val="16"/>
-            </w:rPr>
-          </w:rPrChange>
-        </w:rPr>
-        <w:t xml:space="preserve">RGM </w:t>
-      </w:r>
-      <w:r>
-        <w:rPr>
-          <w:rFonts w:ascii="Times New Roman" w:hAnsi="Times New Roman" w:cs="Times New Roman"/>
-          <w:sz w:val="16"/>
-          <w:szCs w:val="16"/>
-        </w:rPr>
-        <w:t>- Centro Universitário Braz Cubas - Graduando em Análise e Desenvolvimento de Sistemas (</w:t>
-      </w:r>
-      <w:proofErr w:type="spellStart"/>
-      <w:r>
-        <w:rPr>
-          <w:rFonts w:ascii="Times New Roman" w:hAnsi="Times New Roman" w:cs="Times New Roman"/>
-          <w:sz w:val="16"/>
-          <w:szCs w:val="16"/>
-          <w:rPrChange w:id="50" w:author="Isabella" w:date="2026-10-06T19:09:00Z">
-            <w:rPr>
-              <w:rFonts w:ascii="Times New Roman" w:hAnsi="Times New Roman" w:cs="Times New Roman"/>
-              <w:color w:val="FF0000"/>
-              <w:sz w:val="16"/>
-              <w:szCs w:val="16"/>
-            </w:rPr>
-          </w:rPrChange>
-        </w:rPr>
-        <w:t>x</w:t>
-      </w:r>
-      <w:r>
-        <w:rPr>
-          <w:rFonts w:ascii="Times New Roman" w:hAnsi="Times New Roman" w:cs="Times New Roman"/>
-          <w:sz w:val="16"/>
-          <w:szCs w:val="16"/>
-        </w:rPr>
-        <w:t>º</w:t>
-      </w:r>
-      <w:proofErr w:type="spellEnd"/>
-      <w:r>
-        <w:rPr>
-          <w:rFonts w:ascii="Times New Roman" w:hAnsi="Times New Roman" w:cs="Times New Roman"/>
-          <w:sz w:val="16"/>
-          <w:szCs w:val="16"/>
-        </w:rPr>
-        <w:t xml:space="preserve"> semestre)</w:t>
-      </w:r>
-    </w:p>
-  </w:footnote>
-  <w:footnote w:id="4">
-    <w:p>
-      <w:pPr>
-        <w:pStyle w:val="Textodenotaderodap"/>
-        <w:rPr>
-          <w:sz w:val="16"/>
-          <w:szCs w:val="16"/>
-        </w:rPr>
-      </w:pPr>
-      <w:r>
-        <w:rPr>
-          <w:rStyle w:val="Refdenotaderodap"/>
-          <w:rFonts w:ascii="Times New Roman" w:hAnsi="Times New Roman" w:cs="Times New Roman"/>
-          <w:sz w:val="16"/>
-          <w:szCs w:val="16"/>
-        </w:rPr>
-        <w:footnoteRef/>
-      </w:r>
-      <w:r>
-        <w:rPr>
-          <w:rFonts w:ascii="Times New Roman" w:hAnsi="Times New Roman" w:cs="Times New Roman"/>
-          <w:sz w:val="16"/>
-          <w:szCs w:val="16"/>
-        </w:rPr>
-        <w:t xml:space="preserve"> </w:t>
-      </w:r>
-      <w:r>
-        <w:rPr>
-          <w:rFonts w:ascii="Times New Roman" w:hAnsi="Times New Roman" w:cs="Times New Roman"/>
-          <w:sz w:val="16"/>
-          <w:szCs w:val="16"/>
-          <w:rPrChange w:id="54" w:author="Isabella" w:date="2026-10-06T19:09:00Z">
-            <w:rPr>
-              <w:rFonts w:ascii="Times New Roman" w:hAnsi="Times New Roman" w:cs="Times New Roman"/>
-              <w:color w:val="FF0000"/>
-              <w:sz w:val="16"/>
-              <w:szCs w:val="16"/>
-            </w:rPr>
-          </w:rPrChange>
-        </w:rPr>
-        <w:t xml:space="preserve">e-mail </w:t>
-      </w:r>
-      <w:r>
-        <w:rPr>
-          <w:rFonts w:ascii="Times New Roman" w:hAnsi="Times New Roman" w:cs="Times New Roman"/>
-          <w:sz w:val="16"/>
-          <w:szCs w:val="16"/>
-        </w:rPr>
-        <w:t xml:space="preserve">- </w:t>
-      </w:r>
-      <w:r>
-        <w:rPr>
-          <w:rFonts w:ascii="Times New Roman" w:hAnsi="Times New Roman" w:cs="Times New Roman"/>
-          <w:sz w:val="16"/>
-          <w:szCs w:val="16"/>
-          <w:rPrChange w:id="55" w:author="Isabella" w:date="2026-10-06T19:09:00Z">
-            <w:rPr>
-              <w:rFonts w:ascii="Times New Roman" w:hAnsi="Times New Roman" w:cs="Times New Roman"/>
-              <w:color w:val="FF0000"/>
-              <w:sz w:val="16"/>
-              <w:szCs w:val="16"/>
-            </w:rPr>
-          </w:rPrChange>
-        </w:rPr>
-        <w:t xml:space="preserve">RGM </w:t>
-      </w:r>
-      <w:r>
-        <w:rPr>
-          <w:rFonts w:ascii="Times New Roman" w:hAnsi="Times New Roman" w:cs="Times New Roman"/>
-          <w:sz w:val="16"/>
-          <w:szCs w:val="16"/>
-        </w:rPr>
-        <w:t>- Centro Universitário Braz Cubas - Graduando em Análise e Desenvolvimento de Sistemas (</w:t>
-      </w:r>
-      <w:proofErr w:type="spellStart"/>
-      <w:r>
-        <w:rPr>
-          <w:rFonts w:ascii="Times New Roman" w:hAnsi="Times New Roman" w:cs="Times New Roman"/>
-          <w:sz w:val="16"/>
-          <w:szCs w:val="16"/>
-          <w:rPrChange w:id="56" w:author="Isabella" w:date="2026-10-06T19:09:00Z">
-            <w:rPr>
-              <w:rFonts w:ascii="Times New Roman" w:hAnsi="Times New Roman" w:cs="Times New Roman"/>
-              <w:color w:val="FF0000"/>
-              <w:sz w:val="16"/>
-              <w:szCs w:val="16"/>
-            </w:rPr>
-          </w:rPrChange>
-        </w:rPr>
-        <w:t>x</w:t>
-      </w:r>
-      <w:r>
-        <w:rPr>
-          <w:rFonts w:ascii="Times New Roman" w:hAnsi="Times New Roman" w:cs="Times New Roman"/>
-          <w:sz w:val="16"/>
-          <w:szCs w:val="16"/>
-        </w:rPr>
-        <w:t>º</w:t>
-      </w:r>
-      <w:proofErr w:type="spellEnd"/>
-      <w:r>
-        <w:rPr>
-          <w:rFonts w:ascii="Times New Roman" w:hAnsi="Times New Roman" w:cs="Times New Roman"/>
-          <w:sz w:val="16"/>
-          <w:szCs w:val="16"/>
-        </w:rPr>
-        <w:t xml:space="preserve"> semestre)</w:t>
-      </w:r>
+      </w:pPr>
+      <w:del w:id="72" w:author="VINICIUS" w:date="2026-10-14T20:44:00Z">
+        <w:r>
+          <w:rPr>
+            <w:rStyle w:val="Refdenotaderodap"/>
+            <w:rFonts w:ascii="Times New Roman" w:hAnsi="Times New Roman" w:cs="Times New Roman"/>
+            <w:sz w:val="16"/>
+            <w:szCs w:val="16"/>
+          </w:rPr>
+          <w:footnoteRef/>
+        </w:r>
+        <w:r>
+          <w:rPr>
+            <w:rFonts w:ascii="Times New Roman" w:hAnsi="Times New Roman" w:cs="Times New Roman"/>
+            <w:sz w:val="16"/>
+            <w:szCs w:val="16"/>
+          </w:rPr>
+          <w:delText xml:space="preserve"> </w:delText>
+        </w:r>
+        <w:r>
+          <w:rPr>
+            <w:rFonts w:ascii="Times New Roman" w:hAnsi="Times New Roman" w:cs="Times New Roman"/>
+            <w:sz w:val="16"/>
+            <w:szCs w:val="16"/>
+            <w:rPrChange w:id="73" w:author="Isabella" w:date="2026-10-06T19:09:00Z">
+              <w:rPr>
+                <w:rFonts w:ascii="Times New Roman" w:hAnsi="Times New Roman" w:cs="Times New Roman"/>
+                <w:color w:val="FF0000"/>
+                <w:sz w:val="16"/>
+                <w:szCs w:val="16"/>
+              </w:rPr>
+            </w:rPrChange>
+          </w:rPr>
+          <w:delText xml:space="preserve">e-mail </w:delText>
+        </w:r>
+        <w:r>
+          <w:rPr>
+            <w:rFonts w:ascii="Times New Roman" w:hAnsi="Times New Roman" w:cs="Times New Roman"/>
+            <w:sz w:val="16"/>
+            <w:szCs w:val="16"/>
+          </w:rPr>
+          <w:delText xml:space="preserve">- </w:delText>
+        </w:r>
+        <w:r>
+          <w:rPr>
+            <w:rFonts w:ascii="Times New Roman" w:hAnsi="Times New Roman" w:cs="Times New Roman"/>
+            <w:sz w:val="16"/>
+            <w:szCs w:val="16"/>
+            <w:rPrChange w:id="74" w:author="Isabella" w:date="2026-10-06T19:09:00Z">
+              <w:rPr>
+                <w:rFonts w:ascii="Times New Roman" w:hAnsi="Times New Roman" w:cs="Times New Roman"/>
+                <w:color w:val="FF0000"/>
+                <w:sz w:val="16"/>
+                <w:szCs w:val="16"/>
+              </w:rPr>
+            </w:rPrChange>
+          </w:rPr>
+          <w:delText xml:space="preserve">RGM </w:delText>
+        </w:r>
+        <w:r>
+          <w:rPr>
+            <w:rFonts w:ascii="Times New Roman" w:hAnsi="Times New Roman" w:cs="Times New Roman"/>
+            <w:sz w:val="16"/>
+            <w:szCs w:val="16"/>
+          </w:rPr>
+          <w:delText>- Centro Universitário Braz Cubas - Graduando em Análise e Desenvolvimento de Sistemas (</w:delText>
+        </w:r>
+        <w:r>
+          <w:rPr>
+            <w:rFonts w:ascii="Times New Roman" w:hAnsi="Times New Roman" w:cs="Times New Roman"/>
+            <w:sz w:val="16"/>
+            <w:szCs w:val="16"/>
+            <w:rPrChange w:id="75" w:author="Isabella" w:date="2026-10-06T19:09:00Z">
+              <w:rPr>
+                <w:rFonts w:ascii="Times New Roman" w:hAnsi="Times New Roman" w:cs="Times New Roman"/>
+                <w:color w:val="FF0000"/>
+                <w:sz w:val="16"/>
+                <w:szCs w:val="16"/>
+              </w:rPr>
+            </w:rPrChange>
+          </w:rPr>
+          <w:delText>x</w:delText>
+        </w:r>
+        <w:r>
+          <w:rPr>
+            <w:rFonts w:ascii="Times New Roman" w:hAnsi="Times New Roman" w:cs="Times New Roman"/>
+            <w:sz w:val="16"/>
+            <w:szCs w:val="16"/>
+          </w:rPr>
+          <w:delText>º semestre)</w:delText>
+        </w:r>
+      </w:del>
     </w:p>
   </w:footnote>
 </w:footnotes>
